--- a/note/Kubernetes.docx
+++ b/note/Kubernetes.docx
@@ -10,7 +10,7 @@
         <w:rPr>
           <w:rtl w:val="0"/>
         </w:rPr>
-        <w:t xml:space="preserve">Kubernetes is also called K8’s. Kubernetes is a container orchestration tool which is used for automating the task of managing, monitoring, scaling and deploying containerized applications.</w:t>
+        <w:t xml:space="preserve">Kubernetes is also called K8’s. Kubernetes is a container orchestration tool which automates the task of scaling and deploying containerized applications.</w:t>
       </w:r>
     </w:p>
     <w:p>
@@ -86,7 +86,7 @@
         <w:rPr>
           <w:rtl w:val="0"/>
         </w:rPr>
-        <w:t xml:space="preserve"> is a group of machines (nodes) that run containerized applications managed by Kubernetes. The cluster consists of:</w:t>
+        <w:t xml:space="preserve"> is a group of machines (nodes) that run containerized applications. The cluster consists of:</w:t>
       </w:r>
     </w:p>
     <w:p>
@@ -171,7 +171,7 @@
         <w:rPr>
           <w:rtl w:val="0"/>
         </w:rPr>
-        <w:t xml:space="preserve">Control Plane: It is called the brain of kubernetes, It is responsible for managing the cluster and ensuring that the cluster's </w:t>
+        <w:t xml:space="preserve">Control Plane: It is called the brain of kubernetes. It is responsible for managing the cluster and ensuring that the cluster's </w:t>
       </w:r>
       <w:r>
         <w:rPr>
@@ -215,7 +215,7 @@
         <w:rPr>
           <w:rtl w:val="0"/>
         </w:rPr>
-        <w:t xml:space="preserve">API Server (a.k.a kube-apiserver): It is the entry point and exposes the Kubernetes API. It’s the "front door" for all internal and external communication.</w:t>
+        <w:t xml:space="preserve">API Server (a.k.a kube-api-server): It is the entry point and exposes the Kubernetes API. It’s the "front door" for all internal and external communication.</w:t>
       </w:r>
     </w:p>
     <w:p>
@@ -234,7 +234,7 @@
         <w:rPr>
           <w:rtl w:val="0"/>
         </w:rPr>
-        <w:t xml:space="preserve">etcd: It is the distributed key-value store that keeps the meta data configuration and state of the cluster.</w:t>
+        <w:t xml:space="preserve">etcd: It is the distributed key-value store that keeps the meta data, configuration and state of the cluster.</w:t>
       </w:r>
     </w:p>
     <w:p>
